--- a/Modelos/AP/FUNDEP/Memorando_aprovacao_laboratório_FUNDEP.docx
+++ b/Modelos/AP/FUNDEP/Memorando_aprovacao_laboratório_FUNDEP.docx
@@ -230,34 +230,25 @@
         <w:t>para utilização do</w:t>
       </w:r>
       <w:r>
-        <w:t xml:space="preserve"> Laboratório </w:t>
+        <w:t xml:space="preserve"> </w:t>
+      </w:r>
+      <w:r>
+        <w:t xml:space="preserve">Laboratório </w:t>
       </w:r>
       <w:proofErr w:type="gramStart"/>
       <w:r>
-        <w:rPr>
-          <w:color w:val="FF0000"/>
-        </w:rPr>
         <w:t xml:space="preserve">{{ </w:t>
       </w:r>
       <w:proofErr w:type="spellStart"/>
       <w:r>
-        <w:rPr>
-          <w:color w:val="FF0000"/>
-        </w:rPr>
         <w:t>nome</w:t>
       </w:r>
       <w:proofErr w:type="gramEnd"/>
       <w:r>
-        <w:rPr>
-          <w:color w:val="FF0000"/>
-        </w:rPr>
         <w:t>_lab</w:t>
       </w:r>
       <w:proofErr w:type="spellEnd"/>
       <w:r>
-        <w:rPr>
-          <w:color w:val="FF0000"/>
-        </w:rPr>
         <w:t xml:space="preserve"> }}</w:t>
       </w:r>
       <w:r>
@@ -337,9 +328,6 @@
     <w:p>
       <w:pPr>
         <w:ind w:left="850"/>
-        <w:rPr>
-          <w:color w:val="FF0000"/>
-        </w:rPr>
       </w:pPr>
       <w:bookmarkStart w:id="0" w:name="_heading=h.gjdgxs" w:colFirst="0" w:colLast="0"/>
       <w:bookmarkEnd w:id="0"/>
@@ -348,39 +336,24 @@
       </w:r>
       <w:proofErr w:type="gramStart"/>
       <w:r>
-        <w:rPr>
-          <w:color w:val="FF0000"/>
-        </w:rPr>
         <w:t xml:space="preserve">{{ </w:t>
       </w:r>
       <w:proofErr w:type="spellStart"/>
       <w:r>
-        <w:rPr>
-          <w:color w:val="FF0000"/>
-        </w:rPr>
         <w:t>nome</w:t>
       </w:r>
       <w:proofErr w:type="gramEnd"/>
       <w:r>
-        <w:rPr>
-          <w:color w:val="FF0000"/>
-        </w:rPr>
         <w:t>_coord</w:t>
       </w:r>
       <w:proofErr w:type="spellEnd"/>
       <w:r>
-        <w:rPr>
-          <w:color w:val="FF0000"/>
-        </w:rPr>
         <w:t xml:space="preserve"> }}</w:t>
       </w:r>
     </w:p>
     <w:p>
       <w:pPr>
         <w:ind w:left="850"/>
-        <w:rPr>
-          <w:color w:val="FF0000"/>
-        </w:rPr>
       </w:pPr>
       <w:proofErr w:type="spellStart"/>
       <w:r>
@@ -392,32 +365,25 @@
       </w:r>
       <w:proofErr w:type="gramStart"/>
       <w:r>
-        <w:rPr>
-          <w:color w:val="FF0000"/>
-        </w:rPr>
         <w:t xml:space="preserve">{{ </w:t>
       </w:r>
       <w:proofErr w:type="spellStart"/>
       <w:r>
-        <w:rPr>
-          <w:color w:val="FF0000"/>
-        </w:rPr>
         <w:t>siape</w:t>
       </w:r>
       <w:proofErr w:type="gramEnd"/>
       <w:r>
-        <w:rPr>
-          <w:color w:val="FF0000"/>
-        </w:rPr>
         <w:t>_coord</w:t>
       </w:r>
       <w:proofErr w:type="spellEnd"/>
       <w:r>
-        <w:rPr>
-          <w:color w:val="FF0000"/>
-        </w:rPr>
         <w:t xml:space="preserve"> }}</w:t>
       </w:r>
+    </w:p>
+    <w:p>
+      <w:pPr>
+        <w:ind w:left="850"/>
+      </w:pPr>
     </w:p>
     <w:p>
       <w:pPr>
@@ -472,11 +438,6 @@
       </w:pPr>
     </w:p>
     <w:p>
-      <w:pPr>
-        <w:ind w:left="850"/>
-      </w:pPr>
-    </w:p>
-    <w:p>
       <w:r>
         <w:br/>
       </w:r>
@@ -493,89 +454,49 @@
       </w:r>
     </w:p>
     <w:p>
-      <w:pPr>
-        <w:rPr>
-          <w:color w:val="FF0000"/>
-        </w:rPr>
-      </w:pPr>
       <w:r>
         <w:t xml:space="preserve">Nome: </w:t>
       </w:r>
       <w:proofErr w:type="gramStart"/>
       <w:r>
-        <w:rPr>
-          <w:color w:val="FF0000"/>
-        </w:rPr>
         <w:t xml:space="preserve">{{ </w:t>
       </w:r>
       <w:proofErr w:type="spellStart"/>
       <w:r>
-        <w:rPr>
-          <w:color w:val="FF0000"/>
-        </w:rPr>
         <w:t>nome</w:t>
       </w:r>
       <w:proofErr w:type="gramEnd"/>
       <w:r>
-        <w:rPr>
-          <w:color w:val="FF0000"/>
-        </w:rPr>
         <w:t>_responsavel</w:t>
       </w:r>
       <w:proofErr w:type="spellEnd"/>
       <w:r>
-        <w:rPr>
-          <w:color w:val="FF0000"/>
-        </w:rPr>
         <w:t xml:space="preserve"> }}</w:t>
       </w:r>
     </w:p>
     <w:p>
-      <w:pPr>
-        <w:rPr>
-          <w:color w:val="FF0000"/>
-        </w:rPr>
-      </w:pPr>
       <w:proofErr w:type="spellStart"/>
       <w:r>
         <w:t>Siape</w:t>
       </w:r>
       <w:proofErr w:type="spellEnd"/>
       <w:r>
-        <w:t>:</w:t>
-      </w:r>
-      <w:r>
-        <w:rPr>
-          <w:color w:val="FF0000"/>
-        </w:rPr>
-        <w:t xml:space="preserve"> </w:t>
+        <w:t xml:space="preserve">: </w:t>
       </w:r>
       <w:proofErr w:type="gramStart"/>
       <w:r>
-        <w:rPr>
-          <w:color w:val="FF0000"/>
-        </w:rPr>
         <w:t xml:space="preserve">{{ </w:t>
       </w:r>
       <w:proofErr w:type="spellStart"/>
       <w:r>
-        <w:rPr>
-          <w:color w:val="FF0000"/>
-        </w:rPr>
         <w:t>siape</w:t>
       </w:r>
       <w:proofErr w:type="gramEnd"/>
       <w:r>
-        <w:rPr>
-          <w:color w:val="FF0000"/>
-        </w:rPr>
         <w:t>_responsavel</w:t>
       </w:r>
       <w:proofErr w:type="spellEnd"/>
       <w:r>
-        <w:rPr>
-          <w:color w:val="FF0000"/>
-        </w:rPr>
         <w:t xml:space="preserve"> }}</w:t>
       </w:r>
     </w:p>
